--- a/docs/capstone2_report/AI06_Shyam_Project title_Capstone2_Report_v13.docx
+++ b/docs/capstone2_report/AI06_Shyam_Project title_Capstone2_Report_v13.docx
@@ -9729,7 +9729,6 @@
             <w:docPart w:val="DefaultPlaceholder_-1854013440"/>
           </w:placeholder>
         </w:sdtPr>
-        <w:sdtEndPr/>
         <w:sdtContent>
           <w:r>
             <w:rPr>
@@ -9762,7 +9761,6 @@
             <w:docPart w:val="DefaultPlaceholder_-1854013440"/>
           </w:placeholder>
         </w:sdtPr>
-        <w:sdtEndPr/>
         <w:sdtContent>
           <w:r>
             <w:rPr>
@@ -9795,7 +9793,6 @@
             <w:docPart w:val="DefaultPlaceholder_-1854013440"/>
           </w:placeholder>
         </w:sdtPr>
-        <w:sdtEndPr/>
         <w:sdtContent>
           <w:r>
             <w:rPr>
@@ -9836,7 +9833,6 @@
             <w:docPart w:val="DefaultPlaceholder_-1854013440"/>
           </w:placeholder>
         </w:sdtPr>
-        <w:sdtEndPr/>
         <w:sdtContent>
           <w:r>
             <w:rPr>
@@ -10209,7 +10205,6 @@
             <w:docPart w:val="DefaultPlaceholder_-1854013440"/>
           </w:placeholder>
         </w:sdtPr>
-        <w:sdtEndPr/>
         <w:sdtContent>
           <w:r>
             <w:rPr>
@@ -10406,7 +10401,6 @@
             <w:docPart w:val="DefaultPlaceholder_-1854013440"/>
           </w:placeholder>
         </w:sdtPr>
-        <w:sdtEndPr/>
         <w:sdtContent>
           <w:r>
             <w:rPr>
@@ -10433,7 +10427,6 @@
             <w:docPart w:val="DefaultPlaceholder_-1854013440"/>
           </w:placeholder>
         </w:sdtPr>
-        <w:sdtEndPr/>
         <w:sdtContent>
           <w:r>
             <w:rPr>
@@ -10511,7 +10504,6 @@
             <w:docPart w:val="DefaultPlaceholder_-1854013440"/>
           </w:placeholder>
         </w:sdtPr>
-        <w:sdtEndPr/>
         <w:sdtContent>
           <w:r>
             <w:rPr>
@@ -10551,7 +10543,6 @@
             <w:docPart w:val="DefaultPlaceholder_-1854013440"/>
           </w:placeholder>
         </w:sdtPr>
-        <w:sdtEndPr/>
         <w:sdtContent>
           <w:r>
             <w:rPr>
@@ -10641,7 +10632,6 @@
             <w:docPart w:val="DefaultPlaceholder_-1854013440"/>
           </w:placeholder>
         </w:sdtPr>
-        <w:sdtEndPr/>
         <w:sdtContent>
           <w:r>
             <w:rPr>
@@ -10680,7 +10670,6 @@
             <w:docPart w:val="DefaultPlaceholder_-1854013440"/>
           </w:placeholder>
         </w:sdtPr>
-        <w:sdtEndPr/>
         <w:sdtContent>
           <w:r>
             <w:rPr>
@@ -10727,7 +10716,6 @@
             <w:docPart w:val="DefaultPlaceholder_-1854013440"/>
           </w:placeholder>
         </w:sdtPr>
-        <w:sdtEndPr/>
         <w:sdtContent>
           <w:r>
             <w:rPr>
@@ -10754,7 +10742,6 @@
             <w:docPart w:val="DefaultPlaceholder_-1854013440"/>
           </w:placeholder>
         </w:sdtPr>
-        <w:sdtEndPr/>
         <w:sdtContent>
           <w:r>
             <w:rPr>
@@ -10839,7 +10826,6 @@
             <w:docPart w:val="DefaultPlaceholder_-1854013440"/>
           </w:placeholder>
         </w:sdtPr>
-        <w:sdtEndPr/>
         <w:sdtContent>
           <w:r>
             <w:rPr>
@@ -10866,7 +10852,6 @@
             <w:docPart w:val="DefaultPlaceholder_-1854013440"/>
           </w:placeholder>
         </w:sdtPr>
-        <w:sdtEndPr/>
         <w:sdtContent>
           <w:r>
             <w:rPr>
@@ -10893,7 +10878,6 @@
             <w:docPart w:val="DefaultPlaceholder_-1854013440"/>
           </w:placeholder>
         </w:sdtPr>
-        <w:sdtEndPr/>
         <w:sdtContent>
           <w:r>
             <w:rPr>
@@ -10934,7 +10918,6 @@
             <w:docPart w:val="DefaultPlaceholder_-1854013440"/>
           </w:placeholder>
         </w:sdtPr>
-        <w:sdtEndPr/>
         <w:sdtContent>
           <w:r>
             <w:rPr>
@@ -10967,7 +10950,6 @@
             <w:docPart w:val="DefaultPlaceholder_-1854013440"/>
           </w:placeholder>
         </w:sdtPr>
-        <w:sdtEndPr/>
         <w:sdtContent>
           <w:r>
             <w:rPr>
@@ -11000,7 +10982,6 @@
             <w:docPart w:val="DefaultPlaceholder_-1854013440"/>
           </w:placeholder>
         </w:sdtPr>
-        <w:sdtEndPr/>
         <w:sdtContent>
           <w:r>
             <w:rPr>
@@ -11027,7 +11008,6 @@
             <w:docPart w:val="DefaultPlaceholder_-1854013440"/>
           </w:placeholder>
         </w:sdtPr>
-        <w:sdtEndPr/>
         <w:sdtContent>
           <w:r>
             <w:rPr>
@@ -11054,7 +11034,6 @@
             <w:docPart w:val="DefaultPlaceholder_-1854013440"/>
           </w:placeholder>
         </w:sdtPr>
-        <w:sdtEndPr/>
         <w:sdtContent>
           <w:r>
             <w:rPr>
@@ -11129,7 +11108,6 @@
             <w:docPart w:val="DefaultPlaceholder_-1854013440"/>
           </w:placeholder>
         </w:sdtPr>
-        <w:sdtEndPr/>
         <w:sdtContent>
           <w:r>
             <w:rPr>
@@ -11156,7 +11134,6 @@
             <w:docPart w:val="DefaultPlaceholder_-1854013440"/>
           </w:placeholder>
         </w:sdtPr>
-        <w:sdtEndPr/>
         <w:sdtContent>
           <w:r>
             <w:rPr>
@@ -11183,7 +11160,6 @@
             <w:docPart w:val="DefaultPlaceholder_-1854013440"/>
           </w:placeholder>
         </w:sdtPr>
-        <w:sdtEndPr/>
         <w:sdtContent>
           <w:r>
             <w:rPr>
@@ -11210,7 +11186,6 @@
             <w:docPart w:val="DefaultPlaceholder_-1854013440"/>
           </w:placeholder>
         </w:sdtPr>
-        <w:sdtEndPr/>
         <w:sdtContent>
           <w:r>
             <w:rPr>
@@ -11251,7 +11226,6 @@
             <w:docPart w:val="DefaultPlaceholder_-1854013440"/>
           </w:placeholder>
         </w:sdtPr>
-        <w:sdtEndPr/>
         <w:sdtContent>
           <w:r>
             <w:rPr>
@@ -11285,7 +11259,6 @@
             <w:docPart w:val="DefaultPlaceholder_-1854013440"/>
           </w:placeholder>
         </w:sdtPr>
-        <w:sdtEndPr/>
         <w:sdtContent>
           <w:r>
             <w:rPr>
@@ -11312,7 +11285,6 @@
             <w:docPart w:val="DefaultPlaceholder_-1854013440"/>
           </w:placeholder>
         </w:sdtPr>
-        <w:sdtEndPr/>
         <w:sdtContent>
           <w:r>
             <w:rPr>
@@ -11520,7 +11492,6 @@
             <w:docPart w:val="DefaultPlaceholder_-1854013440"/>
           </w:placeholder>
         </w:sdtPr>
-        <w:sdtEndPr/>
         <w:sdtContent>
           <w:r>
             <w:rPr>
@@ -12208,7 +12179,6 @@
                   <w:docPart w:val="DefaultPlaceholder_-1854013440"/>
                 </w:placeholder>
               </w:sdtPr>
-              <w:sdtEndPr/>
               <w:sdtContent>
                 <w:r>
                   <w:rPr>
@@ -12456,7 +12426,6 @@
             <w:docPart w:val="DefaultPlaceholder_-1854013440"/>
           </w:placeholder>
         </w:sdtPr>
-        <w:sdtEndPr/>
         <w:sdtContent>
           <w:r>
             <w:rPr>
@@ -14057,7 +14026,6 @@
             <w:docPart w:val="DefaultPlaceholder_-1854013440"/>
           </w:placeholder>
         </w:sdtPr>
-        <w:sdtEndPr/>
         <w:sdtContent>
           <w:r>
             <w:rPr>
@@ -18233,7 +18201,6 @@
             <w:docPart w:val="DefaultPlaceholder_-1854013440"/>
           </w:placeholder>
         </w:sdtPr>
-        <w:sdtEndPr/>
         <w:sdtContent>
           <w:r>
             <w:rPr>
@@ -18655,12 +18622,13 @@
           <w:rFonts w:cs="Times New Roman"/>
           <w:noProof/>
           <w:szCs w:val="24"/>
+          <w14:ligatures w14:val="standardContextual"/>
         </w:rPr>
         <w:drawing>
-          <wp:inline distT="0" distB="0" distL="0" distR="0" wp14:anchorId="14AA98C5" wp14:editId="5B943FB6">
-            <wp:extent cx="3643625" cy="2472104"/>
-            <wp:effectExtent l="19050" t="19050" r="14605" b="23495"/>
-            <wp:docPr id="5" name="Picture 5"/>
+          <wp:inline distT="0" distB="0" distL="0" distR="0" wp14:anchorId="25900BDF" wp14:editId="6601C36C">
+            <wp:extent cx="3610707" cy="2468209"/>
+            <wp:effectExtent l="0" t="0" r="0" b="8890"/>
+            <wp:docPr id="1128306968" name="Picture 2"/>
             <wp:cNvGraphicFramePr>
               <a:graphicFrameLocks xmlns:a="http://schemas.openxmlformats.org/drawingml/2006/main" noChangeAspect="1"/>
             </wp:cNvGraphicFramePr>
@@ -18668,11 +18636,17 @@
               <a:graphicData uri="http://schemas.openxmlformats.org/drawingml/2006/picture">
                 <pic:pic xmlns:pic="http://schemas.openxmlformats.org/drawingml/2006/picture">
                   <pic:nvPicPr>
-                    <pic:cNvPr id="0" name="fig_7_4_erd.png"/>
+                    <pic:cNvPr id="1128306968" name="Picture 1128306968"/>
                     <pic:cNvPicPr/>
                   </pic:nvPicPr>
                   <pic:blipFill>
-                    <a:blip r:embed="rId19"/>
+                    <a:blip r:embed="rId19" cstate="print">
+                      <a:extLst>
+                        <a:ext uri="{28A0092B-C50C-407E-A947-70E740481C1C}">
+                          <a14:useLocalDpi xmlns:a14="http://schemas.microsoft.com/office/drawing/2010/main" val="0"/>
+                        </a:ext>
+                      </a:extLst>
+                    </a:blip>
                     <a:stretch>
                       <a:fillRect/>
                     </a:stretch>
@@ -18680,16 +18654,11 @@
                   <pic:spPr>
                     <a:xfrm>
                       <a:off x="0" y="0"/>
-                      <a:ext cx="3657299" cy="2481382"/>
+                      <a:ext cx="3641428" cy="2489209"/>
                     </a:xfrm>
                     <a:prstGeom prst="rect">
                       <a:avLst/>
                     </a:prstGeom>
-                    <a:ln>
-                      <a:solidFill>
-                        <a:schemeClr val="tx1"/>
-                      </a:solidFill>
-                    </a:ln>
                   </pic:spPr>
                 </pic:pic>
               </a:graphicData>
@@ -19855,7 +19824,6 @@
             <w:docPart w:val="DefaultPlaceholder_-1854013440"/>
           </w:placeholder>
         </w:sdtPr>
-        <w:sdtEndPr/>
         <w:sdtContent>
           <w:r>
             <w:rPr>
@@ -20743,7 +20711,6 @@
             <w:docPart w:val="DefaultPlaceholder_-1854013440"/>
           </w:placeholder>
         </w:sdtPr>
-        <w:sdtEndPr/>
         <w:sdtContent>
           <w:r>
             <w:rPr>
@@ -20856,7 +20823,6 @@
             <w:docPart w:val="DefaultPlaceholder_-1854013440"/>
           </w:placeholder>
         </w:sdtPr>
-        <w:sdtEndPr/>
         <w:sdtContent>
           <w:r>
             <w:rPr>
@@ -27813,7 +27779,6 @@
                 <w:sz w:val="24"/>
                 <w:szCs w:val="24"/>
               </w:rPr>
-              <w:lastRenderedPageBreak/>
               <w:t>4</w:t>
             </w:r>
           </w:p>
@@ -32697,7 +32662,6 @@
                   <w:docPart w:val="DefaultPlaceholder_-1854013440"/>
                 </w:placeholder>
               </w:sdtPr>
-              <w:sdtEndPr/>
               <w:sdtContent>
                 <w:r>
                   <w:rPr>
@@ -32977,7 +32941,6 @@
             <w:docPart w:val="DefaultPlaceholder_-1854013440"/>
           </w:placeholder>
         </w:sdtPr>
-        <w:sdtEndPr/>
         <w:sdtContent>
           <w:r>
             <w:rPr>
@@ -33007,7 +32970,6 @@
             <w:docPart w:val="DefaultPlaceholder_-1854013440"/>
           </w:placeholder>
         </w:sdtPr>
-        <w:sdtEndPr/>
         <w:sdtContent>
           <w:r>
             <w:rPr>
@@ -33037,7 +32999,6 @@
             <w:docPart w:val="DefaultPlaceholder_-1854013440"/>
           </w:placeholder>
         </w:sdtPr>
-        <w:sdtEndPr/>
         <w:sdtContent>
           <w:r>
             <w:rPr>
@@ -33074,7 +33035,6 @@
             <w:docPart w:val="DefaultPlaceholder_-1854013440"/>
           </w:placeholder>
         </w:sdtPr>
-        <w:sdtEndPr/>
         <w:sdtContent>
           <w:r>
             <w:rPr>
@@ -33689,7 +33649,6 @@
                 <w:sz w:val="24"/>
                 <w:szCs w:val="24"/>
               </w:rPr>
-              <w:lastRenderedPageBreak/>
               <w:t>No baseline comparison</w:t>
             </w:r>
           </w:p>
@@ -33880,7 +33839,6 @@
             <w:docPart w:val="DefaultPlaceholder_-1854013440"/>
           </w:placeholder>
         </w:sdtPr>
-        <w:sdtEndPr/>
         <w:sdtContent>
           <w:r>
             <w:rPr>
@@ -34062,7 +34020,6 @@
           <w:docPart w:val="DefaultPlaceholder_-1854013440"/>
         </w:placeholder>
       </w:sdtPr>
-      <w:sdtEndPr/>
       <w:sdtContent>
         <w:p>
           <w:pPr>
@@ -36194,7 +36151,6 @@
         <w:docPartUnique/>
       </w:docPartObj>
     </w:sdtPr>
-    <w:sdtEndPr/>
     <w:sdtContent>
       <w:p>
         <w:pPr>
@@ -39456,7 +39412,7 @@
     <w:charset w:val="00"/>
     <w:family w:val="swiss"/>
     <w:pitch w:val="variable"/>
-    <w:sig w:usb0="E5002EFF" w:usb1="C200ACFF" w:usb2="00000009" w:usb3="00000000" w:csb0="000001FF" w:csb1="00000000"/>
+    <w:sig w:usb0="E4002EFF" w:usb1="C200247B" w:usb2="00000009" w:usb3="00000000" w:csb0="000001FF" w:csb1="00000000"/>
   </w:font>
 </w:fonts>
 </file>
@@ -39482,6 +39438,7 @@
     <w:rsid w:val="00176C83"/>
     <w:rsid w:val="001B2A82"/>
     <w:rsid w:val="00210DA6"/>
+    <w:rsid w:val="00283928"/>
     <w:rsid w:val="002C0834"/>
     <w:rsid w:val="002E23F8"/>
     <w:rsid w:val="002E696B"/>
@@ -39494,6 +39451,7 @@
     <w:rsid w:val="008D235F"/>
     <w:rsid w:val="00922A0D"/>
     <w:rsid w:val="00943517"/>
+    <w:rsid w:val="009872F7"/>
     <w:rsid w:val="00AB3778"/>
     <w:rsid w:val="00B626A3"/>
     <w:rsid w:val="00BA20A9"/>
